--- a/clinica-alma/대본/8부/14화_Diez_anos.docx
+++ b/clinica-alma/대본/8부/14화_Diez_anos.docx
@@ -108,7 +108,7 @@
           <w:bCs/>
           <w:b/>
         </w:rPr>
-        <w:t xml:space="preserve">해가 아니라 9월을 센다 — 열 번의 9월, 회계가 아니라 기억</w:t>
+        <w:t xml:space="preserve">해가 아니라 9월을 센다 — 열 번의 9월(첫 번째는 로시오에게 듣고 적음), 회계가 아니라 기억</w:t>
       </w:r>
       <w:r>
         <w:rPr>
@@ -212,7 +212,7 @@
           <w:bCs/>
           <w:b/>
         </w:rPr>
-        <w:t xml:space="preserve">장면1 — 코슬라다: 첫 납품서(100상자, 1년 차 9/15, 승합차 고장으로 16일 출고) — «Esto, firmado. Y con hora» → 마테오 11시 15분 기입 / 브라보 조사관: 케브 목록 1,200곳 중 1,040곳 확인, 몰랐던 환자 31명 적시 치료 — 그중 19명은 케브의 스프링 수첩(미용실)로 / 케브는 헤타페 물류 창고 짐꾼(</w:t>
+        <w:t xml:space="preserve">장면1 — 코슬라다: 루멘 첫 납품서(100상자, 2년 차 9/15, 승합차 고장으로 16일 출고) — «Esto, firmado. Y con hora» → 마테오 11시 15분 기입 / 브라보 조사관: 케브 목록 1,200곳 중 1,040곳 확인, 몰랐던 환자 31명 적시 치료 — 그중 19명은 케브의 스프링 수첩(미용실)로 / 케브는 헤타페 물류 창고 짐꾼(</w:t>
       </w:r>
       <w:r>
         <w:rPr>
@@ -1105,7 +1105,7 @@
         <w:pStyle w:val="BodyText"/>
       </w:pPr>
       <w:r>
-        <w:t xml:space="preserve">PILAR: Diez septiembres. Lo dice el libro azul. Septiembre del año uno, primera página. Septiembre del año diez, la última. Cuento septiembres, no años.</w:t>
+        <w:t xml:space="preserve">PILAR: Diez septiembres. Lo dice el libro azul. El primero, el de la clínica, me lo contó Rocío y lo apunté el día que llegué. Los otros nueve los viví. Cuento septiembres, no años. Javier cuenta años.</w:t>
       </w:r>
     </w:p>
     <w:p>
@@ -1185,7 +1185,7 @@
         <w:pStyle w:val="BodyText"/>
       </w:pPr>
       <w:r>
-        <w:t xml:space="preserve">PILAR: Y una mesa con el primer albarán. El del año uno. Lo tengo en el cajón con llave.</w:t>
+        <w:t xml:space="preserve">PILAR: Y una mesa con el primer albarán. El del año dos. Lo tengo en el cajón con llave.</w:t>
       </w:r>
     </w:p>
     <w:p>
@@ -1219,7 +1219,7 @@
         <w:pStyle w:val="BodyText"/>
       </w:pPr>
       <w:r>
-        <w:t xml:space="preserve">PILAR: El primero. Cien cajas. Quince de septiembre del año uno, aunque las cajas salieron el dieciséis porque la furgoneta no arrancó.</w:t>
+        <w:t xml:space="preserve">PILAR: El primero de Lumen. Cien cajas. Quince de septiembre del año dos. Las cajas salieron el dieciséis: la furgoneta no arrancó.</w:t>
       </w:r>
     </w:p>
     <w:p>
@@ -1235,15 +1235,15 @@
         <w:pStyle w:val="BodyText"/>
       </w:pPr>
       <w:r>
-        <w:t xml:space="preserve">PILAR: Lo escribí yo. Mateo firmó con prisas y se le olvidó poner la hora. Le dije: «Esto, firmado. Y con hora. O no sale». Él se rio. Luego volvió del coche, sacó el boli y puso las once y cuarto. Llevamos diez años con la hora.</w:t>
-      </w:r>
-    </w:p>
-    <w:p>
-      <w:pPr>
-        <w:pStyle w:val="BodyText"/>
-      </w:pPr>
-      <w:r>
-        <w:t xml:space="preserve">ROCIO: Nueve.</w:t>
+        <w:t xml:space="preserve">PILAR: Lo escribí yo. Mateo firmó con prisas y se le olvidó poner la hora. Le dije: «Esto, firmado. Y con hora. O no sale». Él se rio. Luego volvió del coche, sacó el boli y puso las once y cuarto. Llevamos nueve años con la hora.</w:t>
+      </w:r>
+    </w:p>
+    <w:p>
+      <w:pPr>
+        <w:pStyle w:val="BodyText"/>
+      </w:pPr>
+      <w:r>
+        <w:t xml:space="preserve">ROCIO: Ocho.</w:t>
       </w:r>
     </w:p>
     <w:p>
@@ -3647,7 +3647,7 @@
         <w:pStyle w:val="BodyText"/>
       </w:pPr>
       <w:r>
-        <w:t xml:space="preserve">필라르: 열 번의 9월. 파란 책에 그렇게 있어. 1년 차 9월이 첫 페이지. 10년 차 9월이 마지막. 나는 해가 아니라 9월을 세.</w:t>
+        <w:t xml:space="preserve">필라르: 열 번의 9월. 파란 책에 그렇게 있어. 첫 번째, 클리닉 개원은 로시오한테 듣고 내가 온 날 적었어. 나머지 아홉 번은 내가 겪었고. 나는 해가 아니라 9월을 세. 하비에르는 해를 세고.</w:t>
       </w:r>
     </w:p>
     <w:p>
@@ -3727,7 +3727,7 @@
         <w:pStyle w:val="BodyText"/>
       </w:pPr>
       <w:r>
-        <w:t xml:space="preserve">필라르: 그리고 첫 납품서를 올려 둘 테이블 하나. 1년 차 거. 열쇠 잠긴 서랍에 있어.</w:t>
+        <w:t xml:space="preserve">필라르: 그리고 첫 납품서를 올려 둘 테이블 하나. 2년 차 거. 열쇠 잠긴 서랍에 있어.</w:t>
       </w:r>
     </w:p>
     <w:p>
@@ -3761,7 +3761,7 @@
         <w:pStyle w:val="BodyText"/>
       </w:pPr>
       <w:r>
-        <w:t xml:space="preserve">필라르: 첫 번째. 100상자. 1년 차 9월 15일. 근데 승합차 시동이 안 걸려서 상자는 16일에 나갔어.</w:t>
+        <w:t xml:space="preserve">필라르: 루멘 첫 번째. 100상자. 2년 차 9월 15일. 상자는 16일에 나갔어. 승합차 시동이 안 걸려서.</w:t>
       </w:r>
     </w:p>
     <w:p>
@@ -3777,15 +3777,15 @@
         <w:pStyle w:val="BodyText"/>
       </w:pPr>
       <w:r>
-        <w:t xml:space="preserve">필라르: 내가 썼어. 마테오가 급하게 서명하고 시간을 안 적었거든. 그래서 말했지. «이거, 서명. 그리고 시간도. 아니면 안 나가». 웃더라. 그러고는 차에서 돌아와서 볼펜 꺼내서 열한 시 십오 분이라고 적었어. 10년째 시간을 적고 있지.</w:t>
-      </w:r>
-    </w:p>
-    <w:p>
-      <w:pPr>
-        <w:pStyle w:val="BodyText"/>
-      </w:pPr>
-      <w:r>
-        <w:t xml:space="preserve">로시오: 9년이요.</w:t>
+        <w:t xml:space="preserve">필라르: 내가 썼어. 마테오가 급하게 서명하고 시간을 안 적었거든. 그래서 말했지. «이거, 서명. 그리고 시간도. 아니면 안 나가». 웃더라. 그러고는 차에서 돌아와서 볼펜 꺼내서 열한 시 십오 분이라고 적었어. 9년째 시간을 적고 있지.</w:t>
+      </w:r>
+    </w:p>
+    <w:p>
+      <w:pPr>
+        <w:pStyle w:val="BodyText"/>
+      </w:pPr>
+      <w:r>
+        <w:t xml:space="preserve">로시오: 8년이요.</w:t>
       </w:r>
     </w:p>
     <w:p>
